--- a/Aivora_Technical_Documentation.docx
+++ b/Aivora_Technical_Documentation.docx
@@ -125,7 +125,7 @@
           <w:i w:val="0"/>
           <w:sz w:val="20"/>
         </w:rPr>
-        <w:t>The system comprises a browser interface of eight product areas, an HTTP API of roughly sixty endpoints, a service layer of routing, extraction, grounding and reporting modules, a document retrieval store, and a tool pipeline that enforces the evidence rules. It runs on CPU with no external service dependency.</w:t>
+        <w:t>The system comprises a browser interface of eight product areas, an HTTP API of 99 method-path routes over 82 endpoints, a service layer of routing, extraction, grounding and reporting modules, a document retrieval store, and a tool pipeline that enforces the evidence rules. It runs on CPU with no external service dependency.</w:t>
       </w:r>
     </w:p>
     <w:p>
@@ -4925,7 +4925,7 @@
               <w:rPr>
                 <w:sz w:val="18"/>
               </w:rPr>
-              <w:t>60/69 - 87.0%</w:t>
+              <w:t>67/69 - 97.1%</w:t>
             </w:r>
           </w:p>
         </w:tc>
@@ -4939,7 +4939,7 @@
               <w:rPr>
                 <w:sz w:val="18"/>
               </w:rPr>
-              <w:t>[77.0, 93.0]</w:t>
+              <w:t>[89.9, 99.2]</w:t>
             </w:r>
           </w:p>
         </w:tc>
@@ -4970,7 +4970,7 @@
               <w:rPr>
                 <w:sz w:val="18"/>
               </w:rPr>
-              <w:t>64/75 - 85.3%</w:t>
+              <w:t>72/75 - 96.0%</w:t>
             </w:r>
           </w:p>
         </w:tc>
@@ -4984,7 +4984,7 @@
               <w:rPr>
                 <w:sz w:val="18"/>
               </w:rPr>
-              <w:t>[75.6, 91.6]</w:t>
+              <w:t>[88.9, 98.6]</w:t>
             </w:r>
           </w:p>
         </w:tc>
@@ -5105,7 +5105,7 @@
               <w:rPr>
                 <w:sz w:val="18"/>
               </w:rPr>
-              <w:t>275/297 - 92.6%</w:t>
+              <w:t>290/297 - 97.6%</w:t>
             </w:r>
           </w:p>
         </w:tc>
@@ -5119,7 +5119,7 @@
               <w:rPr>
                 <w:sz w:val="18"/>
               </w:rPr>
-              <w:t>[89.0, 95.1]</w:t>
+              <w:t>[95.2, 98.8]</w:t>
             </w:r>
           </w:p>
         </w:tc>
@@ -5195,7 +5195,7 @@
               <w:rPr>
                 <w:sz w:val="18"/>
               </w:rPr>
-              <w:t>261 / 261 stated values</w:t>
+              <w:t>273 / 273 stated values</w:t>
             </w:r>
           </w:p>
         </w:tc>
@@ -5221,7 +5221,622 @@
         <w:pStyle w:val="Heading2"/>
       </w:pPr>
       <w:r>
-        <w:t>8.1 Comparison Against the Local Model</w:t>
+        <w:t>8.1 What the Calculation Figure Means</w:t>
+      </w:r>
+    </w:p>
+    <w:p>
+      <w:pPr>
+        <w:spacing w:after="160"/>
+      </w:pPr>
+      <w:r>
+        <w:rPr>
+          <w:i w:val="0"/>
+          <w:sz w:val="20"/>
+        </w:rPr>
+        <w:t>Calculation reads 100%, and that number is conditional in a way the figure alone does not convey. Operand resolution matches a formula's operand to the caption a statement actually uses, from a table of 147 captions. The same capability, measured three ways:</w:t>
+      </w:r>
+    </w:p>
+    <w:tbl>
+      <w:tblPr>
+        <w:tblStyle w:val="TableGrid"/>
+        <w:tblW w:type="auto" w:w="0"/>
+        <w:jc w:val="center"/>
+        <w:tblLook w:firstColumn="1" w:firstRow="1" w:lastColumn="0" w:lastRow="0" w:noHBand="0" w:noVBand="1" w:val="04A0"/>
+      </w:tblPr>
+      <w:tblGrid>
+        <w:gridCol w:w="4896"/>
+        <w:gridCol w:w="4896"/>
+      </w:tblGrid>
+      <w:tr>
+        <w:tc>
+          <w:tcPr>
+            <w:tcW w:type="dxa" w:w="6048"/>
+            <w:shd w:val="clear" w:fill="E8EDF5"/>
+          </w:tcPr>
+          <w:p>
+            <w:r/>
+            <w:r>
+              <w:rPr>
+                <w:b/>
+                <w:color w:val="111827"/>
+                <w:sz w:val="18"/>
+              </w:rPr>
+              <w:t>Measurement</w:t>
+            </w:r>
+          </w:p>
+        </w:tc>
+        <w:tc>
+          <w:tcPr>
+            <w:tcW w:type="dxa" w:w="3456"/>
+            <w:shd w:val="clear" w:fill="E8EDF5"/>
+          </w:tcPr>
+          <w:p>
+            <w:r/>
+            <w:r>
+              <w:rPr>
+                <w:b/>
+                <w:color w:val="111827"/>
+                <w:sz w:val="18"/>
+              </w:rPr>
+              <w:t>Score</w:t>
+            </w:r>
+          </w:p>
+        </w:tc>
+      </w:tr>
+      <w:tr>
+        <w:tc>
+          <w:tcPr>
+            <w:tcW w:type="dxa" w:w="6048"/>
+          </w:tcPr>
+          <w:p>
+            <w:r/>
+            <w:r>
+              <w:rPr>
+                <w:sz w:val="18"/>
+              </w:rPr>
+              <w:t>Frozen set</w:t>
+            </w:r>
+          </w:p>
+        </w:tc>
+        <w:tc>
+          <w:tcPr>
+            <w:tcW w:type="dxa" w:w="3456"/>
+          </w:tcPr>
+          <w:p>
+            <w:r/>
+            <w:r>
+              <w:rPr>
+                <w:sz w:val="18"/>
+              </w:rPr>
+              <w:t>48/48 - 100%</w:t>
+            </w:r>
+          </w:p>
+        </w:tc>
+      </w:tr>
+      <w:tr>
+        <w:tc>
+          <w:tcPr>
+            <w:tcW w:type="dxa" w:w="6048"/>
+          </w:tcPr>
+          <w:p>
+            <w:r/>
+            <w:r>
+              <w:rPr>
+                <w:sz w:val="18"/>
+              </w:rPr>
+              <w:t>Fresh contexts, captions the vocabulary has</w:t>
+            </w:r>
+          </w:p>
+        </w:tc>
+        <w:tc>
+          <w:tcPr>
+            <w:tcW w:type="dxa" w:w="3456"/>
+          </w:tcPr>
+          <w:p>
+            <w:r/>
+            <w:r>
+              <w:rPr>
+                <w:sz w:val="18"/>
+              </w:rPr>
+              <w:t>44/44 - 100%</w:t>
+            </w:r>
+          </w:p>
+        </w:tc>
+      </w:tr>
+      <w:tr>
+        <w:tc>
+          <w:tcPr>
+            <w:tcW w:type="dxa" w:w="6048"/>
+          </w:tcPr>
+          <w:p>
+            <w:r/>
+            <w:r>
+              <w:rPr>
+                <w:sz w:val="18"/>
+              </w:rPr>
+              <w:t>Fresh contexts, captions the vocabulary lacks</w:t>
+            </w:r>
+          </w:p>
+        </w:tc>
+        <w:tc>
+          <w:tcPr>
+            <w:tcW w:type="dxa" w:w="3456"/>
+          </w:tcPr>
+          <w:p>
+            <w:r/>
+            <w:r>
+              <w:rPr>
+                <w:sz w:val="18"/>
+              </w:rPr>
+              <w:t>5/44 - 11.4%</w:t>
+            </w:r>
+          </w:p>
+        </w:tc>
+      </w:tr>
+    </w:tbl>
+    <w:p/>
+    <w:p>
+      <w:pPr>
+        <w:spacing w:after="160"/>
+      </w:pPr>
+      <w:r>
+        <w:rPr>
+          <w:i w:val="0"/>
+          <w:sz w:val="20"/>
+        </w:rPr>
+        <w:t>When the table knows the wording the pipeline is exact; when it does not, the model bridges the gap 5 times in 44. Coverage, not arithmetic, is the limit. The failure is the safe one - of 39 misses on unknown captions, 39 were refusals and none was a wrong value, with zero invented values and zero span violations. (measured)</w:t>
+      </w:r>
+    </w:p>
+    <w:tbl>
+      <w:tblPr>
+        <w:tblStyle w:val="TableGrid"/>
+        <w:tblW w:type="auto" w:w="0"/>
+        <w:tblLook w:firstColumn="1" w:firstRow="1" w:lastColumn="0" w:lastRow="0" w:noHBand="0" w:noVBand="1" w:val="04A0"/>
+      </w:tblPr>
+      <w:tblGrid>
+        <w:gridCol w:w="9792"/>
+      </w:tblGrid>
+      <w:tr>
+        <w:tc>
+          <w:tcPr>
+            <w:tcW w:type="dxa" w:w="9792"/>
+            <w:shd w:val="clear" w:fill="FDF2F2"/>
+          </w:tcPr>
+          <w:p>
+            <w:r/>
+            <w:r>
+              <w:rPr>
+                <w:b/>
+                <w:color w:val="B91C1C"/>
+                <w:sz w:val="19"/>
+              </w:rPr>
+              <w:t>A real filing will use wording outside the table, so it will meet refusals rather than errors. Calculation should be read as coverage multiplied by accuracy-within-coverage, and coverage against real filings has not yet been measured.</w:t>
+            </w:r>
+          </w:p>
+        </w:tc>
+      </w:tr>
+    </w:tbl>
+    <w:p/>
+    <w:p>
+      <w:pPr>
+        <w:pStyle w:val="Heading2"/>
+      </w:pPr>
+      <w:r>
+        <w:t>8.2 The Pipeline's Contribution, Isolated</w:t>
+      </w:r>
+    </w:p>
+    <w:p>
+      <w:pPr>
+        <w:spacing w:after="160"/>
+      </w:pPr>
+      <w:r>
+        <w:rPr>
+          <w:i w:val="0"/>
+          <w:sz w:val="20"/>
+        </w:rPr>
+        <w:t>The same model, same scorer, same prompts and decoding, answering directly instead of through the pipeline, on the same 297 items:</w:t>
+      </w:r>
+    </w:p>
+    <w:tbl>
+      <w:tblPr>
+        <w:tblStyle w:val="TableGrid"/>
+        <w:tblW w:type="auto" w:w="0"/>
+        <w:jc w:val="center"/>
+        <w:tblLook w:firstColumn="1" w:firstRow="1" w:lastColumn="0" w:lastRow="0" w:noHBand="0" w:noVBand="1" w:val="04A0"/>
+      </w:tblPr>
+      <w:tblGrid>
+        <w:gridCol w:w="3264"/>
+        <w:gridCol w:w="3264"/>
+        <w:gridCol w:w="3264"/>
+      </w:tblGrid>
+      <w:tr>
+        <w:tc>
+          <w:tcPr>
+            <w:tcW w:type="dxa" w:w="2736"/>
+            <w:shd w:val="clear" w:fill="E8EDF5"/>
+          </w:tcPr>
+          <w:p>
+            <w:r/>
+            <w:r>
+              <w:rPr>
+                <w:b/>
+                <w:color w:val="111827"/>
+                <w:sz w:val="18"/>
+              </w:rPr>
+              <w:t>Gate</w:t>
+            </w:r>
+          </w:p>
+        </w:tc>
+        <w:tc>
+          <w:tcPr>
+            <w:tcW w:type="dxa" w:w="3168"/>
+            <w:shd w:val="clear" w:fill="E8EDF5"/>
+          </w:tcPr>
+          <w:p>
+            <w:r/>
+            <w:r>
+              <w:rPr>
+                <w:b/>
+                <w:color w:val="111827"/>
+                <w:sz w:val="18"/>
+              </w:rPr>
+              <w:t>Model alone</w:t>
+            </w:r>
+          </w:p>
+        </w:tc>
+        <w:tc>
+          <w:tcPr>
+            <w:tcW w:type="dxa" w:w="3600"/>
+            <w:shd w:val="clear" w:fill="E8EDF5"/>
+          </w:tcPr>
+          <w:p>
+            <w:r/>
+            <w:r>
+              <w:rPr>
+                <w:b/>
+                <w:color w:val="111827"/>
+                <w:sz w:val="18"/>
+              </w:rPr>
+              <w:t>With the pipeline</w:t>
+            </w:r>
+          </w:p>
+        </w:tc>
+      </w:tr>
+      <w:tr>
+        <w:tc>
+          <w:tcPr>
+            <w:tcW w:type="dxa" w:w="2736"/>
+          </w:tcPr>
+          <w:p>
+            <w:r/>
+            <w:r>
+              <w:rPr>
+                <w:b/>
+                <w:sz w:val="18"/>
+              </w:rPr>
+              <w:t>Copy</w:t>
+            </w:r>
+          </w:p>
+        </w:tc>
+        <w:tc>
+          <w:tcPr>
+            <w:tcW w:type="dxa" w:w="3168"/>
+          </w:tcPr>
+          <w:p>
+            <w:r/>
+            <w:r>
+              <w:rPr>
+                <w:sz w:val="18"/>
+              </w:rPr>
+              <w:t>97.1%</w:t>
+            </w:r>
+          </w:p>
+        </w:tc>
+        <w:tc>
+          <w:tcPr>
+            <w:tcW w:type="dxa" w:w="3600"/>
+          </w:tcPr>
+          <w:p>
+            <w:r/>
+            <w:r>
+              <w:rPr>
+                <w:sz w:val="18"/>
+              </w:rPr>
+              <w:t>98.6%</w:t>
+            </w:r>
+          </w:p>
+        </w:tc>
+      </w:tr>
+      <w:tr>
+        <w:tc>
+          <w:tcPr>
+            <w:tcW w:type="dxa" w:w="2736"/>
+          </w:tcPr>
+          <w:p>
+            <w:r/>
+            <w:r>
+              <w:rPr>
+                <w:b/>
+                <w:sz w:val="18"/>
+              </w:rPr>
+              <w:t>Extraction</w:t>
+            </w:r>
+          </w:p>
+        </w:tc>
+        <w:tc>
+          <w:tcPr>
+            <w:tcW w:type="dxa" w:w="3168"/>
+          </w:tcPr>
+          <w:p>
+            <w:r/>
+            <w:r>
+              <w:rPr>
+                <w:sz w:val="18"/>
+              </w:rPr>
+              <w:t>98.5%</w:t>
+            </w:r>
+          </w:p>
+        </w:tc>
+        <w:tc>
+          <w:tcPr>
+            <w:tcW w:type="dxa" w:w="3600"/>
+          </w:tcPr>
+          <w:p>
+            <w:r/>
+            <w:r>
+              <w:rPr>
+                <w:sz w:val="18"/>
+              </w:rPr>
+              <w:t>97.1%</w:t>
+            </w:r>
+          </w:p>
+        </w:tc>
+      </w:tr>
+      <w:tr>
+        <w:tc>
+          <w:tcPr>
+            <w:tcW w:type="dxa" w:w="2736"/>
+          </w:tcPr>
+          <w:p>
+            <w:r/>
+            <w:r>
+              <w:rPr>
+                <w:b/>
+                <w:sz w:val="18"/>
+              </w:rPr>
+              <w:t>Wording robustness</w:t>
+            </w:r>
+          </w:p>
+        </w:tc>
+        <w:tc>
+          <w:tcPr>
+            <w:tcW w:type="dxa" w:w="3168"/>
+          </w:tcPr>
+          <w:p>
+            <w:r/>
+            <w:r>
+              <w:rPr>
+                <w:sz w:val="18"/>
+              </w:rPr>
+              <w:t>88.0%</w:t>
+            </w:r>
+          </w:p>
+        </w:tc>
+        <w:tc>
+          <w:tcPr>
+            <w:tcW w:type="dxa" w:w="3600"/>
+          </w:tcPr>
+          <w:p>
+            <w:r/>
+            <w:r>
+              <w:rPr>
+                <w:sz w:val="18"/>
+              </w:rPr>
+              <w:t>96.0%</w:t>
+            </w:r>
+          </w:p>
+        </w:tc>
+      </w:tr>
+      <w:tr>
+        <w:tc>
+          <w:tcPr>
+            <w:tcW w:type="dxa" w:w="2736"/>
+          </w:tcPr>
+          <w:p>
+            <w:r/>
+            <w:r>
+              <w:rPr>
+                <w:b/>
+                <w:sz w:val="18"/>
+              </w:rPr>
+              <w:t>Calculation</w:t>
+            </w:r>
+          </w:p>
+        </w:tc>
+        <w:tc>
+          <w:tcPr>
+            <w:tcW w:type="dxa" w:w="3168"/>
+          </w:tcPr>
+          <w:p>
+            <w:r/>
+            <w:r>
+              <w:rPr>
+                <w:sz w:val="18"/>
+              </w:rPr>
+              <w:t>52.1%</w:t>
+            </w:r>
+          </w:p>
+        </w:tc>
+        <w:tc>
+          <w:tcPr>
+            <w:tcW w:type="dxa" w:w="3600"/>
+          </w:tcPr>
+          <w:p>
+            <w:r/>
+            <w:r>
+              <w:rPr>
+                <w:sz w:val="18"/>
+              </w:rPr>
+              <w:t>100%</w:t>
+            </w:r>
+          </w:p>
+        </w:tc>
+      </w:tr>
+      <w:tr>
+        <w:tc>
+          <w:tcPr>
+            <w:tcW w:type="dxa" w:w="2736"/>
+          </w:tcPr>
+          <w:p>
+            <w:r/>
+            <w:r>
+              <w:rPr>
+                <w:b/>
+                <w:sz w:val="18"/>
+              </w:rPr>
+              <w:t>Abstention</w:t>
+            </w:r>
+          </w:p>
+        </w:tc>
+        <w:tc>
+          <w:tcPr>
+            <w:tcW w:type="dxa" w:w="3168"/>
+          </w:tcPr>
+          <w:p>
+            <w:r/>
+            <w:r>
+              <w:rPr>
+                <w:sz w:val="18"/>
+              </w:rPr>
+              <w:t>63.9%</w:t>
+            </w:r>
+          </w:p>
+        </w:tc>
+        <w:tc>
+          <w:tcPr>
+            <w:tcW w:type="dxa" w:w="3600"/>
+          </w:tcPr>
+          <w:p>
+            <w:r/>
+            <w:r>
+              <w:rPr>
+                <w:sz w:val="18"/>
+              </w:rPr>
+              <w:t>97.2%</w:t>
+            </w:r>
+          </w:p>
+        </w:tc>
+      </w:tr>
+      <w:tr>
+        <w:tc>
+          <w:tcPr>
+            <w:tcW w:type="dxa" w:w="2736"/>
+          </w:tcPr>
+          <w:p>
+            <w:r/>
+            <w:r>
+              <w:rPr>
+                <w:b/>
+                <w:sz w:val="18"/>
+              </w:rPr>
+              <w:t>Overall</w:t>
+            </w:r>
+          </w:p>
+        </w:tc>
+        <w:tc>
+          <w:tcPr>
+            <w:tcW w:type="dxa" w:w="3168"/>
+          </w:tcPr>
+          <w:p>
+            <w:r/>
+            <w:r>
+              <w:rPr>
+                <w:sz w:val="18"/>
+              </w:rPr>
+              <w:t>249/297 - 83.8%</w:t>
+            </w:r>
+          </w:p>
+        </w:tc>
+        <w:tc>
+          <w:tcPr>
+            <w:tcW w:type="dxa" w:w="3600"/>
+          </w:tcPr>
+          <w:p>
+            <w:r/>
+            <w:r>
+              <w:rPr>
+                <w:sz w:val="18"/>
+              </w:rPr>
+              <w:t>290/297 - 97.6%</w:t>
+            </w:r>
+          </w:p>
+        </w:tc>
+      </w:tr>
+      <w:tr>
+        <w:tc>
+          <w:tcPr>
+            <w:tcW w:type="dxa" w:w="2736"/>
+          </w:tcPr>
+          <w:p>
+            <w:r/>
+            <w:r>
+              <w:rPr>
+                <w:b/>
+                <w:sz w:val="18"/>
+              </w:rPr>
+              <w:t>Invented values</w:t>
+            </w:r>
+          </w:p>
+        </w:tc>
+        <w:tc>
+          <w:tcPr>
+            <w:tcW w:type="dxa" w:w="3168"/>
+          </w:tcPr>
+          <w:p>
+            <w:r/>
+            <w:r>
+              <w:rPr>
+                <w:sz w:val="18"/>
+              </w:rPr>
+              <w:t>0.77%</w:t>
+            </w:r>
+          </w:p>
+        </w:tc>
+        <w:tc>
+          <w:tcPr>
+            <w:tcW w:type="dxa" w:w="3600"/>
+          </w:tcPr>
+          <w:p>
+            <w:r/>
+            <w:r>
+              <w:rPr>
+                <w:sz w:val="18"/>
+              </w:rPr>
+              <w:t>0.00%</w:t>
+            </w:r>
+          </w:p>
+        </w:tc>
+      </w:tr>
+    </w:tbl>
+    <w:p/>
+    <w:p>
+      <w:pPr>
+        <w:spacing w:after="160"/>
+      </w:pPr>
+      <w:r>
+        <w:rPr>
+          <w:i w:val="0"/>
+          <w:sz w:val="20"/>
+        </w:rPr>
+        <w:t>Unaided, the model gets roughly half of all arithmetic wrong and answers 13 of the 36 questions it should refuse. Those two gates are what the pipeline buys. Extraction is within a single item of the unaided model. (measured)</w:t>
+      </w:r>
+    </w:p>
+    <w:p>
+      <w:pPr>
+        <w:pStyle w:val="Heading2"/>
+      </w:pPr>
+      <w:r>
+        <w:t>8.3 Comparison Against the Local Model</w:t>
       </w:r>
     </w:p>
     <w:p>
@@ -5253,7 +5868,7 @@
         <w:pStyle w:val="Heading2"/>
       </w:pPr>
       <w:r>
-        <w:t>8.2 Test Suite</w:t>
+        <w:t>8.4 Test Suite</w:t>
       </w:r>
     </w:p>
     <w:tbl>
@@ -6038,7 +6653,7 @@
               <w:rPr>
                 <w:sz w:val="18"/>
               </w:rPr>
-              <w:t>0</w:t>
+              <w:t>1</w:t>
             </w:r>
           </w:p>
         </w:tc>
@@ -6052,7 +6667,7 @@
               <w:rPr>
                 <w:sz w:val="18"/>
               </w:rPr>
-              <w:t>Set to 1 to route the Analyst through the tool pipeline</w:t>
+              <w:t>On by default. Set to 0 to use the rule-based engine instead; when on and no capable model can be hosted, the Analyst refuses rather than answering through an unguarded path</w:t>
             </w:r>
           </w:p>
         </w:tc>
@@ -6731,6 +7346,65 @@
                 <w:b/>
                 <w:sz w:val="18"/>
               </w:rPr>
+              <w:t>Qwen2.5-1.5B alone, no pipeline</w:t>
+            </w:r>
+          </w:p>
+        </w:tc>
+        <w:tc>
+          <w:tcPr>
+            <w:tcW w:type="dxa" w:w="1728"/>
+          </w:tcPr>
+          <w:p>
+            <w:r/>
+            <w:r>
+              <w:rPr>
+                <w:sz w:val="18"/>
+              </w:rPr>
+              <w:t>98.5%</w:t>
+            </w:r>
+          </w:p>
+        </w:tc>
+        <w:tc>
+          <w:tcPr>
+            <w:tcW w:type="dxa" w:w="2160"/>
+          </w:tcPr>
+          <w:p>
+            <w:r/>
+            <w:r>
+              <w:rPr>
+                <w:sz w:val="18"/>
+              </w:rPr>
+              <w:t>0.77%</w:t>
+            </w:r>
+          </w:p>
+        </w:tc>
+        <w:tc>
+          <w:tcPr>
+            <w:tcW w:type="dxa" w:w="2304"/>
+          </w:tcPr>
+          <w:p>
+            <w:r/>
+            <w:r>
+              <w:rPr>
+                <w:sz w:val="18"/>
+              </w:rPr>
+              <w:t>Needs about 7 GB free</w:t>
+            </w:r>
+          </w:p>
+        </w:tc>
+      </w:tr>
+      <w:tr>
+        <w:tc>
+          <w:tcPr>
+            <w:tcW w:type="dxa" w:w="3312"/>
+          </w:tcPr>
+          <w:p>
+            <w:r/>
+            <w:r>
+              <w:rPr>
+                <w:b/>
+                <w:sz w:val="18"/>
+              </w:rPr>
               <w:t>Tool pipeline + Qwen2.5-1.5B</w:t>
             </w:r>
           </w:p>
@@ -6745,7 +7419,7 @@
               <w:rPr>
                 <w:sz w:val="18"/>
               </w:rPr>
-              <w:t>87.0%</w:t>
+              <w:t>97.1%</w:t>
             </w:r>
           </w:p>
         </w:tc>
@@ -6809,7 +7483,31 @@
         <w:rPr>
           <w:sz w:val="20"/>
         </w:rPr>
-        <w:t>Period comparison is limited by the source. The FY2025 filing states only FY2024 revenue, so 1 of 9 comparison lines has a prior-year figure; the rest report their absence rather than estimating.</w:t>
+        <w:t>Period comparison is limited by the source. The FY2025 filing states only FY2024 revenue, so 1 of 9 comparison lines has a prior-year figure. UNDER REVIEW: a change not yet accepted supplies the other eight by applying FY2025 margins to FY2024 revenue. Those figures are modelled, not reported, and must not be presented beside audited ones without being labelled as such.</w:t>
+      </w:r>
+    </w:p>
+    <w:p>
+      <w:pPr>
+        <w:pStyle w:val="ListBullet"/>
+        <w:spacing w:after="60"/>
+      </w:pPr>
+      <w:r>
+        <w:rPr>
+          <w:sz w:val="20"/>
+        </w:rPr>
+        <w:t>Calculation accuracy is conditional on caption coverage: 100% on statement wordings the operand vocabulary holds, 11.4% on wordings it does not. Coverage against real filings is not measured.</w:t>
+      </w:r>
+    </w:p>
+    <w:p>
+      <w:pPr>
+        <w:pStyle w:val="ListBullet"/>
+        <w:spacing w:after="60"/>
+      </w:pPr>
+      <w:r>
+        <w:rPr>
+          <w:sz w:val="20"/>
+        </w:rPr>
+        <w:t>Two misses remain where a valid source span cites the wrong line - goodwill answered from an adjacent intangibles line, cash generated from operations from an adjacent revenue line. Span validation cannot catch this by construction: the span is real, the row is wrong.</w:t>
       </w:r>
     </w:p>
     <w:p>

--- a/Aivora_Technical_Documentation.docx
+++ b/Aivora_Technical_Documentation.docx
@@ -7483,7 +7483,7 @@
         <w:rPr>
           <w:sz w:val="20"/>
         </w:rPr>
-        <w:t>Period comparison is limited by the source. The FY2025 filing states only FY2024 revenue, so 1 of 9 comparison lines has a prior-year figure. UNDER REVIEW: a change not yet accepted supplies the other eight by applying FY2025 margins to FY2024 revenue. Those figures are modelled, not reported, and must not be presented beside audited ones without being labelled as such.</w:t>
+        <w:t>Period comparison is limited by the source. The FY2025 filing states only FY2024 revenue, so 1 of 9 comparison lines has a prior-year figure; the other eight report their absence rather than estimating. A change supplying them by applying FY2025 margins to FY2024 revenue was reviewed and REJECTED: the figures were modelled, not reported, and would have shown identical margins in both years as though that were a finding about the business.</w:t>
       </w:r>
     </w:p>
     <w:p>
